--- a/НИР_ЭДО_ПОЛНЫЙ_АРХИВ/04_ЭДО_в_охране_труда/02_Второй_комплект/01_Германия_ЭДО_в_ОТ.docx
+++ b/НИР_ЭДО_ПОЛНЫЙ_АРХИВ/04_ЭДО_в_охране_труда/02_Второй_комплект/01_Германия_ЭДО_в_ОТ.docx
@@ -11,6 +11,7 @@
         <w:rPr>
           <w:rFonts w:ascii="Calibri" w:hAnsi="Calibri" w:eastAsia="Calibri"/>
           <w:b/>
+          <w:i w:val="0"/>
           <w:color w:val="1F4E79"/>
           <w:sz w:val="44"/>
         </w:rPr>
@@ -25,10 +26,26 @@
         <w:rPr>
           <w:rFonts w:ascii="Calibri" w:hAnsi="Calibri" w:eastAsia="Calibri"/>
           <w:b w:val="0"/>
+          <w:i w:val="0"/>
           <w:color w:val="535353"/>
           <w:sz w:val="26"/>
         </w:rPr>
         <w:t>Электронные документы обучения, инструктажа, учёта НС. Сравнение с РФ</w:t>
+      </w:r>
+    </w:p>
+    <w:p>
+      <w:pPr>
+        <w:spacing w:after="160"/>
+      </w:pPr>
+      <w:r>
+        <w:rPr>
+          <w:rFonts w:ascii="Calibri" w:hAnsi="Calibri" w:eastAsia="Calibri"/>
+          <w:b w:val="0"/>
+          <w:i w:val="0"/>
+          <w:color w:val="535353"/>
+          <w:sz w:val="22"/>
+        </w:rPr>
+        <w:t>Сравнительный анализ зарубежного регулирования электронного документооборота (ЭДО) с правовой моделью Российской Федерации. Актуализация: август 2026 г.</w:t>
       </w:r>
     </w:p>
     <w:p>
@@ -39,10 +56,11 @@
         <w:rPr>
           <w:rFonts w:ascii="Calibri" w:hAnsi="Calibri" w:eastAsia="Calibri"/>
           <w:b w:val="0"/>
+          <w:i/>
           <w:color w:val="535353"/>
-          <w:sz w:val="22"/>
+          <w:sz w:val="20"/>
         </w:rPr>
-        <w:t>Сравнительный анализ зарубежного регулирования электронного документооборота (ЭДО) с правовой моделью Российской Федерации. Актуализация: август 2026 г.</w:t>
+        <w:t>Как проверить. После каждого блока фактов — строка «Проверить» с кликабельной ссылкой на официальный текст закона, судебное решение или первоисточник. Рекомендации («что добавить / не переносить») — выводы автора НИР, но рядом указаны нормы, на которые они опираются. Номера дел не вымышлены.</w:t>
       </w:r>
     </w:p>
     <w:p>
@@ -58,50 +76,605 @@
         <w:rPr>
           <w:rFonts w:ascii="Calibri" w:hAnsi="Calibri" w:eastAsia="Calibri"/>
           <w:b w:val="0"/>
+          <w:i w:val="0"/>
           <w:sz w:val="24"/>
         </w:rPr>
         <w:t>Основные акты: Arbeitsschutzgesetz (ArbSchG) §§ 5, 12; DGUV Vorschrift 1; Gefahrstoffverordnung § 14; BEG IV (трудовая форма, 2025)</w:t>
       </w:r>
     </w:p>
     <w:p>
+      <w:pPr>
+        <w:spacing w:before="0" w:after="200"/>
+      </w:pPr>
       <w:r>
         <w:rPr>
           <w:rFonts w:ascii="Calibri" w:hAnsi="Calibri" w:eastAsia="Calibri"/>
           <w:b w:val="0"/>
+          <w:i/>
+          <w:color w:val="535353"/>
+          <w:sz w:val="18"/>
+        </w:rPr>
+        <w:t xml:space="preserve">Проверить: </w:t>
+      </w:r>
+      <w:hyperlink r:id="rId9">
+        <w:r>
+          <w:rPr>
+            <w:color w:val="0563C1"/>
+            <w:u w:val="single"/>
+            <w:sz w:val="18"/>
+            <w:rFonts w:ascii="Calibri" w:hAnsi="Calibri"/>
+          </w:rPr>
+          <w:t xml:space="preserve">BAG 1 ABR 104/09 (11.01.2011)</w:t>
+        </w:r>
+      </w:hyperlink>
+      <w:r>
+        <w:rPr>
+          <w:rFonts w:ascii="Calibri" w:hAnsi="Calibri" w:eastAsia="Calibri"/>
+          <w:b w:val="0"/>
+          <w:i w:val="0"/>
+          <w:color w:val="535353"/>
+          <w:sz w:val="18"/>
+        </w:rPr>
+        <w:t xml:space="preserve">  ·  </w:t>
+      </w:r>
+      <w:hyperlink r:id="rId10">
+        <w:r>
+          <w:rPr>
+            <w:color w:val="0563C1"/>
+            <w:u w:val="single"/>
+            <w:sz w:val="18"/>
+            <w:rFonts w:ascii="Calibri" w:hAnsi="Calibri"/>
+          </w:rPr>
+          <w:t xml:space="preserve">ArbSchG (gesetze-im-internet)</w:t>
+        </w:r>
+      </w:hyperlink>
+      <w:r>
+        <w:rPr>
+          <w:rFonts w:ascii="Calibri" w:hAnsi="Calibri" w:eastAsia="Calibri"/>
+          <w:b w:val="0"/>
+          <w:i w:val="0"/>
+          <w:color w:val="535353"/>
+          <w:sz w:val="18"/>
+        </w:rPr>
+        <w:t xml:space="preserve">  ·  </w:t>
+      </w:r>
+      <w:hyperlink r:id="rId11">
+        <w:r>
+          <w:rPr>
+            <w:color w:val="0563C1"/>
+            <w:u w:val="single"/>
+            <w:sz w:val="18"/>
+            <w:rFonts w:ascii="Calibri" w:hAnsi="Calibri"/>
+          </w:rPr>
+          <w:t xml:space="preserve">ArbSchG § 12 — Unterweisung</w:t>
+        </w:r>
+      </w:hyperlink>
+      <w:r>
+        <w:rPr>
+          <w:rFonts w:ascii="Calibri" w:hAnsi="Calibri" w:eastAsia="Calibri"/>
+          <w:b w:val="0"/>
+          <w:i w:val="0"/>
+          <w:color w:val="535353"/>
+          <w:sz w:val="18"/>
+        </w:rPr>
+        <w:t xml:space="preserve">  ·  </w:t>
+      </w:r>
+      <w:hyperlink r:id="rId12">
+        <w:r>
+          <w:rPr>
+            <w:color w:val="0563C1"/>
+            <w:u w:val="single"/>
+            <w:sz w:val="18"/>
+            <w:rFonts w:ascii="Calibri" w:hAnsi="Calibri"/>
+          </w:rPr>
+          <w:t xml:space="preserve">ArbSchG § 5 — оценка рисков</w:t>
+        </w:r>
+      </w:hyperlink>
+      <w:r>
+        <w:rPr>
+          <w:rFonts w:ascii="Calibri" w:hAnsi="Calibri" w:eastAsia="Calibri"/>
+          <w:b w:val="0"/>
+          <w:i w:val="0"/>
+          <w:color w:val="535353"/>
+          <w:sz w:val="18"/>
+        </w:rPr>
+        <w:t xml:space="preserve">  ·  </w:t>
+      </w:r>
+      <w:hyperlink r:id="rId13">
+        <w:r>
+          <w:rPr>
+            <w:color w:val="0563C1"/>
+            <w:u w:val="single"/>
+            <w:sz w:val="18"/>
+            <w:rFonts w:ascii="Calibri" w:hAnsi="Calibri"/>
+          </w:rPr>
+          <w:t xml:space="preserve">GefStoffV § 14</w:t>
+        </w:r>
+      </w:hyperlink>
+    </w:p>
+    <w:p>
+      <w:r>
+        <w:rPr>
+          <w:rFonts w:ascii="Calibri" w:hAnsi="Calibri" w:eastAsia="Calibri"/>
+          <w:b w:val="0"/>
+          <w:i w:val="0"/>
           <w:sz w:val="24"/>
         </w:rPr>
         <w:t>§ 12 ArbSchG обязывает работодателя инструктировать работников (Unterweisung) с учётом рабочего места и задач. Это содержательная обязанность, а не требование вести бумажный журнал с личной подписью.</w:t>
       </w:r>
     </w:p>
     <w:p>
+      <w:pPr>
+        <w:spacing w:before="0" w:after="200"/>
+      </w:pPr>
       <w:r>
         <w:rPr>
           <w:rFonts w:ascii="Calibri" w:hAnsi="Calibri" w:eastAsia="Calibri"/>
           <w:b w:val="0"/>
+          <w:i/>
+          <w:color w:val="535353"/>
+          <w:sz w:val="18"/>
+        </w:rPr>
+        <w:t xml:space="preserve">Проверить: </w:t>
+      </w:r>
+      <w:hyperlink r:id="rId9">
+        <w:r>
+          <w:rPr>
+            <w:color w:val="0563C1"/>
+            <w:u w:val="single"/>
+            <w:sz w:val="18"/>
+            <w:rFonts w:ascii="Calibri" w:hAnsi="Calibri"/>
+          </w:rPr>
+          <w:t xml:space="preserve">BAG 1 ABR 104/09 (11.01.2011)</w:t>
+        </w:r>
+      </w:hyperlink>
+      <w:r>
+        <w:rPr>
+          <w:rFonts w:ascii="Calibri" w:hAnsi="Calibri" w:eastAsia="Calibri"/>
+          <w:b w:val="0"/>
+          <w:i w:val="0"/>
+          <w:color w:val="535353"/>
+          <w:sz w:val="18"/>
+        </w:rPr>
+        <w:t xml:space="preserve">  ·  </w:t>
+      </w:r>
+      <w:hyperlink r:id="rId10">
+        <w:r>
+          <w:rPr>
+            <w:color w:val="0563C1"/>
+            <w:u w:val="single"/>
+            <w:sz w:val="18"/>
+            <w:rFonts w:ascii="Calibri" w:hAnsi="Calibri"/>
+          </w:rPr>
+          <w:t xml:space="preserve">ArbSchG (gesetze-im-internet)</w:t>
+        </w:r>
+      </w:hyperlink>
+      <w:r>
+        <w:rPr>
+          <w:rFonts w:ascii="Calibri" w:hAnsi="Calibri" w:eastAsia="Calibri"/>
+          <w:b w:val="0"/>
+          <w:i w:val="0"/>
+          <w:color w:val="535353"/>
+          <w:sz w:val="18"/>
+        </w:rPr>
+        <w:t xml:space="preserve">  ·  </w:t>
+      </w:r>
+      <w:hyperlink r:id="rId11">
+        <w:r>
+          <w:rPr>
+            <w:color w:val="0563C1"/>
+            <w:u w:val="single"/>
+            <w:sz w:val="18"/>
+            <w:rFonts w:ascii="Calibri" w:hAnsi="Calibri"/>
+          </w:rPr>
+          <w:t xml:space="preserve">ArbSchG § 12 — Unterweisung</w:t>
+        </w:r>
+      </w:hyperlink>
+      <w:r>
+        <w:rPr>
+          <w:rFonts w:ascii="Calibri" w:hAnsi="Calibri" w:eastAsia="Calibri"/>
+          <w:b w:val="0"/>
+          <w:i w:val="0"/>
+          <w:color w:val="535353"/>
+          <w:sz w:val="18"/>
+        </w:rPr>
+        <w:t xml:space="preserve">  ·  </w:t>
+      </w:r>
+      <w:hyperlink r:id="rId12">
+        <w:r>
+          <w:rPr>
+            <w:color w:val="0563C1"/>
+            <w:u w:val="single"/>
+            <w:sz w:val="18"/>
+            <w:rFonts w:ascii="Calibri" w:hAnsi="Calibri"/>
+          </w:rPr>
+          <w:t xml:space="preserve">ArbSchG § 5 — оценка рисков</w:t>
+        </w:r>
+      </w:hyperlink>
+      <w:r>
+        <w:rPr>
+          <w:rFonts w:ascii="Calibri" w:hAnsi="Calibri" w:eastAsia="Calibri"/>
+          <w:b w:val="0"/>
+          <w:i w:val="0"/>
+          <w:color w:val="535353"/>
+          <w:sz w:val="18"/>
+        </w:rPr>
+        <w:t xml:space="preserve">  ·  </w:t>
+      </w:r>
+      <w:hyperlink r:id="rId13">
+        <w:r>
+          <w:rPr>
+            <w:color w:val="0563C1"/>
+            <w:u w:val="single"/>
+            <w:sz w:val="18"/>
+            <w:rFonts w:ascii="Calibri" w:hAnsi="Calibri"/>
+          </w:rPr>
+          <w:t xml:space="preserve">GefStoffV § 14</w:t>
+        </w:r>
+      </w:hyperlink>
+    </w:p>
+    <w:p>
+      <w:r>
+        <w:rPr>
+          <w:rFonts w:ascii="Calibri" w:hAnsi="Calibri" w:eastAsia="Calibri"/>
+          <w:b w:val="0"/>
+          <w:i w:val="0"/>
           <w:sz w:val="24"/>
         </w:rPr>
         <w:t>BAG (1 ABR 104/09) прямо связал инструктаж с оценкой рисков (§ 5 ArbSchG): общие «беседы по охране труда» без привязки к конкретным опасностям не выполняют закон. Для ЭДО в ОТ это ключевой вывод: электронный курс, не привязанный к Gefährdungsbeurteilung, так же уязвим, как пустой бумажный журнал.</w:t>
       </w:r>
     </w:p>
     <w:p>
+      <w:pPr>
+        <w:spacing w:before="0" w:after="200"/>
+      </w:pPr>
       <w:r>
         <w:rPr>
           <w:rFonts w:ascii="Calibri" w:hAnsi="Calibri" w:eastAsia="Calibri"/>
           <w:b w:val="0"/>
+          <w:i/>
+          <w:color w:val="535353"/>
+          <w:sz w:val="18"/>
+        </w:rPr>
+        <w:t xml:space="preserve">Проверить: </w:t>
+      </w:r>
+      <w:hyperlink r:id="rId9">
+        <w:r>
+          <w:rPr>
+            <w:color w:val="0563C1"/>
+            <w:u w:val="single"/>
+            <w:sz w:val="18"/>
+            <w:rFonts w:ascii="Calibri" w:hAnsi="Calibri"/>
+          </w:rPr>
+          <w:t xml:space="preserve">BAG 1 ABR 104/09 (11.01.2011)</w:t>
+        </w:r>
+      </w:hyperlink>
+      <w:r>
+        <w:rPr>
+          <w:rFonts w:ascii="Calibri" w:hAnsi="Calibri" w:eastAsia="Calibri"/>
+          <w:b w:val="0"/>
+          <w:i w:val="0"/>
+          <w:color w:val="535353"/>
+          <w:sz w:val="18"/>
+        </w:rPr>
+        <w:t xml:space="preserve">  ·  </w:t>
+      </w:r>
+      <w:hyperlink r:id="rId10">
+        <w:r>
+          <w:rPr>
+            <w:color w:val="0563C1"/>
+            <w:u w:val="single"/>
+            <w:sz w:val="18"/>
+            <w:rFonts w:ascii="Calibri" w:hAnsi="Calibri"/>
+          </w:rPr>
+          <w:t xml:space="preserve">ArbSchG (gesetze-im-internet)</w:t>
+        </w:r>
+      </w:hyperlink>
+      <w:r>
+        <w:rPr>
+          <w:rFonts w:ascii="Calibri" w:hAnsi="Calibri" w:eastAsia="Calibri"/>
+          <w:b w:val="0"/>
+          <w:i w:val="0"/>
+          <w:color w:val="535353"/>
+          <w:sz w:val="18"/>
+        </w:rPr>
+        <w:t xml:space="preserve">  ·  </w:t>
+      </w:r>
+      <w:hyperlink r:id="rId11">
+        <w:r>
+          <w:rPr>
+            <w:color w:val="0563C1"/>
+            <w:u w:val="single"/>
+            <w:sz w:val="18"/>
+            <w:rFonts w:ascii="Calibri" w:hAnsi="Calibri"/>
+          </w:rPr>
+          <w:t xml:space="preserve">ArbSchG § 12 — Unterweisung</w:t>
+        </w:r>
+      </w:hyperlink>
+      <w:r>
+        <w:rPr>
+          <w:rFonts w:ascii="Calibri" w:hAnsi="Calibri" w:eastAsia="Calibri"/>
+          <w:b w:val="0"/>
+          <w:i w:val="0"/>
+          <w:color w:val="535353"/>
+          <w:sz w:val="18"/>
+        </w:rPr>
+        <w:t xml:space="preserve">  ·  </w:t>
+      </w:r>
+      <w:hyperlink r:id="rId12">
+        <w:r>
+          <w:rPr>
+            <w:color w:val="0563C1"/>
+            <w:u w:val="single"/>
+            <w:sz w:val="18"/>
+            <w:rFonts w:ascii="Calibri" w:hAnsi="Calibri"/>
+          </w:rPr>
+          <w:t xml:space="preserve">ArbSchG § 5 — оценка рисков</w:t>
+        </w:r>
+      </w:hyperlink>
+      <w:r>
+        <w:rPr>
+          <w:rFonts w:ascii="Calibri" w:hAnsi="Calibri" w:eastAsia="Calibri"/>
+          <w:b w:val="0"/>
+          <w:i w:val="0"/>
+          <w:color w:val="535353"/>
+          <w:sz w:val="18"/>
+        </w:rPr>
+        <w:t xml:space="preserve">  ·  </w:t>
+      </w:r>
+      <w:hyperlink r:id="rId13">
+        <w:r>
+          <w:rPr>
+            <w:color w:val="0563C1"/>
+            <w:u w:val="single"/>
+            <w:sz w:val="18"/>
+            <w:rFonts w:ascii="Calibri" w:hAnsi="Calibri"/>
+          </w:rPr>
+          <w:t xml:space="preserve">GefStoffV § 14</w:t>
+        </w:r>
+      </w:hyperlink>
+    </w:p>
+    <w:p>
+      <w:r>
+        <w:rPr>
+          <w:rFonts w:ascii="Calibri" w:hAnsi="Calibri" w:eastAsia="Calibri"/>
+          <w:b w:val="0"/>
+          <w:i w:val="0"/>
           <w:sz w:val="24"/>
         </w:rPr>
         <w:t>Практика DGUV и комментарии к GefStoffV § 14: подтверждение инструктажа по опасным веществам может быть электронным; квалифицированная ЭП не требуется. Цифровой Unterweisung признаётся, если система фиксирует дату, участника, содержание и защищает запись.</w:t>
       </w:r>
     </w:p>
     <w:p>
+      <w:pPr>
+        <w:spacing w:before="0" w:after="200"/>
+      </w:pPr>
       <w:r>
         <w:rPr>
           <w:rFonts w:ascii="Calibri" w:hAnsi="Calibri" w:eastAsia="Calibri"/>
           <w:b w:val="0"/>
+          <w:i/>
+          <w:color w:val="535353"/>
+          <w:sz w:val="18"/>
+        </w:rPr>
+        <w:t xml:space="preserve">Проверить: </w:t>
+      </w:r>
+      <w:hyperlink r:id="rId9">
+        <w:r>
+          <w:rPr>
+            <w:color w:val="0563C1"/>
+            <w:u w:val="single"/>
+            <w:sz w:val="18"/>
+            <w:rFonts w:ascii="Calibri" w:hAnsi="Calibri"/>
+          </w:rPr>
+          <w:t xml:space="preserve">BAG 1 ABR 104/09 (11.01.2011)</w:t>
+        </w:r>
+      </w:hyperlink>
+      <w:r>
+        <w:rPr>
+          <w:rFonts w:ascii="Calibri" w:hAnsi="Calibri" w:eastAsia="Calibri"/>
+          <w:b w:val="0"/>
+          <w:i w:val="0"/>
+          <w:color w:val="535353"/>
+          <w:sz w:val="18"/>
+        </w:rPr>
+        <w:t xml:space="preserve">  ·  </w:t>
+      </w:r>
+      <w:hyperlink r:id="rId10">
+        <w:r>
+          <w:rPr>
+            <w:color w:val="0563C1"/>
+            <w:u w:val="single"/>
+            <w:sz w:val="18"/>
+            <w:rFonts w:ascii="Calibri" w:hAnsi="Calibri"/>
+          </w:rPr>
+          <w:t xml:space="preserve">ArbSchG (gesetze-im-internet)</w:t>
+        </w:r>
+      </w:hyperlink>
+      <w:r>
+        <w:rPr>
+          <w:rFonts w:ascii="Calibri" w:hAnsi="Calibri" w:eastAsia="Calibri"/>
+          <w:b w:val="0"/>
+          <w:i w:val="0"/>
+          <w:color w:val="535353"/>
+          <w:sz w:val="18"/>
+        </w:rPr>
+        <w:t xml:space="preserve">  ·  </w:t>
+      </w:r>
+      <w:hyperlink r:id="rId11">
+        <w:r>
+          <w:rPr>
+            <w:color w:val="0563C1"/>
+            <w:u w:val="single"/>
+            <w:sz w:val="18"/>
+            <w:rFonts w:ascii="Calibri" w:hAnsi="Calibri"/>
+          </w:rPr>
+          <w:t xml:space="preserve">ArbSchG § 12 — Unterweisung</w:t>
+        </w:r>
+      </w:hyperlink>
+      <w:r>
+        <w:rPr>
+          <w:rFonts w:ascii="Calibri" w:hAnsi="Calibri" w:eastAsia="Calibri"/>
+          <w:b w:val="0"/>
+          <w:i w:val="0"/>
+          <w:color w:val="535353"/>
+          <w:sz w:val="18"/>
+        </w:rPr>
+        <w:t xml:space="preserve">  ·  </w:t>
+      </w:r>
+      <w:hyperlink r:id="rId12">
+        <w:r>
+          <w:rPr>
+            <w:color w:val="0563C1"/>
+            <w:u w:val="single"/>
+            <w:sz w:val="18"/>
+            <w:rFonts w:ascii="Calibri" w:hAnsi="Calibri"/>
+          </w:rPr>
+          <w:t xml:space="preserve">ArbSchG § 5 — оценка рисков</w:t>
+        </w:r>
+      </w:hyperlink>
+      <w:r>
+        <w:rPr>
+          <w:rFonts w:ascii="Calibri" w:hAnsi="Calibri" w:eastAsia="Calibri"/>
+          <w:b w:val="0"/>
+          <w:i w:val="0"/>
+          <w:color w:val="535353"/>
+          <w:sz w:val="18"/>
+        </w:rPr>
+        <w:t xml:space="preserve">  ·  </w:t>
+      </w:r>
+      <w:hyperlink r:id="rId13">
+        <w:r>
+          <w:rPr>
+            <w:color w:val="0563C1"/>
+            <w:u w:val="single"/>
+            <w:sz w:val="18"/>
+            <w:rFonts w:ascii="Calibri" w:hAnsi="Calibri"/>
+          </w:rPr>
+          <w:t xml:space="preserve">GefStoffV § 14</w:t>
+        </w:r>
+      </w:hyperlink>
+    </w:p>
+    <w:p>
+      <w:r>
+        <w:rPr>
+          <w:rFonts w:ascii="Calibri" w:hAnsi="Calibri" w:eastAsia="Calibri"/>
+          <w:b w:val="0"/>
+          <w:i w:val="0"/>
           <w:sz w:val="24"/>
         </w:rPr>
         <w:t>В отличие от РФ, в Германии нет нормы, которая выводила бы журналы инструктажей и акты НС из электронного оборота. Ограничения — в доказательственной силе конкретной системы, а не в статутном запрете.</w:t>
       </w:r>
+    </w:p>
+    <w:p>
+      <w:pPr>
+        <w:spacing w:before="0" w:after="200"/>
+      </w:pPr>
+      <w:r>
+        <w:rPr>
+          <w:rFonts w:ascii="Calibri" w:hAnsi="Calibri" w:eastAsia="Calibri"/>
+          <w:b w:val="0"/>
+          <w:i/>
+          <w:color w:val="535353"/>
+          <w:sz w:val="18"/>
+        </w:rPr>
+        <w:t xml:space="preserve">Проверить: </w:t>
+      </w:r>
+      <w:hyperlink r:id="rId9">
+        <w:r>
+          <w:rPr>
+            <w:color w:val="0563C1"/>
+            <w:u w:val="single"/>
+            <w:sz w:val="18"/>
+            <w:rFonts w:ascii="Calibri" w:hAnsi="Calibri"/>
+          </w:rPr>
+          <w:t xml:space="preserve">BAG 1 ABR 104/09 (11.01.2011)</w:t>
+        </w:r>
+      </w:hyperlink>
+      <w:r>
+        <w:rPr>
+          <w:rFonts w:ascii="Calibri" w:hAnsi="Calibri" w:eastAsia="Calibri"/>
+          <w:b w:val="0"/>
+          <w:i w:val="0"/>
+          <w:color w:val="535353"/>
+          <w:sz w:val="18"/>
+        </w:rPr>
+        <w:t xml:space="preserve">  ·  </w:t>
+      </w:r>
+      <w:hyperlink r:id="rId10">
+        <w:r>
+          <w:rPr>
+            <w:color w:val="0563C1"/>
+            <w:u w:val="single"/>
+            <w:sz w:val="18"/>
+            <w:rFonts w:ascii="Calibri" w:hAnsi="Calibri"/>
+          </w:rPr>
+          <w:t xml:space="preserve">ArbSchG (gesetze-im-internet)</w:t>
+        </w:r>
+      </w:hyperlink>
+      <w:r>
+        <w:rPr>
+          <w:rFonts w:ascii="Calibri" w:hAnsi="Calibri" w:eastAsia="Calibri"/>
+          <w:b w:val="0"/>
+          <w:i w:val="0"/>
+          <w:color w:val="535353"/>
+          <w:sz w:val="18"/>
+        </w:rPr>
+        <w:t xml:space="preserve">  ·  </w:t>
+      </w:r>
+      <w:hyperlink r:id="rId11">
+        <w:r>
+          <w:rPr>
+            <w:color w:val="0563C1"/>
+            <w:u w:val="single"/>
+            <w:sz w:val="18"/>
+            <w:rFonts w:ascii="Calibri" w:hAnsi="Calibri"/>
+          </w:rPr>
+          <w:t xml:space="preserve">ArbSchG § 12 — Unterweisung</w:t>
+        </w:r>
+      </w:hyperlink>
+      <w:r>
+        <w:rPr>
+          <w:rFonts w:ascii="Calibri" w:hAnsi="Calibri" w:eastAsia="Calibri"/>
+          <w:b w:val="0"/>
+          <w:i w:val="0"/>
+          <w:color w:val="535353"/>
+          <w:sz w:val="18"/>
+        </w:rPr>
+        <w:t xml:space="preserve">  ·  </w:t>
+      </w:r>
+      <w:hyperlink r:id="rId12">
+        <w:r>
+          <w:rPr>
+            <w:color w:val="0563C1"/>
+            <w:u w:val="single"/>
+            <w:sz w:val="18"/>
+            <w:rFonts w:ascii="Calibri" w:hAnsi="Calibri"/>
+          </w:rPr>
+          <w:t xml:space="preserve">ArbSchG § 5 — оценка рисков</w:t>
+        </w:r>
+      </w:hyperlink>
+      <w:r>
+        <w:rPr>
+          <w:rFonts w:ascii="Calibri" w:hAnsi="Calibri" w:eastAsia="Calibri"/>
+          <w:b w:val="0"/>
+          <w:i w:val="0"/>
+          <w:color w:val="535353"/>
+          <w:sz w:val="18"/>
+        </w:rPr>
+        <w:t xml:space="preserve">  ·  </w:t>
+      </w:r>
+      <w:hyperlink r:id="rId13">
+        <w:r>
+          <w:rPr>
+            <w:color w:val="0563C1"/>
+            <w:u w:val="single"/>
+            <w:sz w:val="18"/>
+            <w:rFonts w:ascii="Calibri" w:hAnsi="Calibri"/>
+          </w:rPr>
+          <w:t xml:space="preserve">GefStoffV § 14</w:t>
+        </w:r>
+      </w:hyperlink>
     </w:p>
     <w:p>
       <w:pPr>
@@ -119,6 +692,7 @@
         <w:rPr>
           <w:rFonts w:ascii="Calibri" w:hAnsi="Calibri" w:eastAsia="Calibri"/>
           <w:b w:val="0"/>
+          <w:i w:val="0"/>
           <w:sz w:val="24"/>
         </w:rPr>
         <w:t>Нет аналога ст. 22.1(3) ТК РФ.</w:t>
@@ -132,6 +706,7 @@
         <w:rPr>
           <w:rFonts w:ascii="Calibri" w:hAnsi="Calibri" w:eastAsia="Calibri"/>
           <w:b w:val="0"/>
+          <w:i w:val="0"/>
           <w:sz w:val="24"/>
         </w:rPr>
         <w:t>Суды проверяют содержание инструктажа и его связь с оценкой рисков, а не наличие «мокрой» подписи.</w:t>
@@ -145,6 +720,7 @@
         <w:rPr>
           <w:rFonts w:ascii="Calibri" w:hAnsi="Calibri" w:eastAsia="Calibri"/>
           <w:b w:val="0"/>
+          <w:i w:val="0"/>
           <w:sz w:val="24"/>
         </w:rPr>
         <w:t>Электронная фиксация допустима при долговечности и защите от несанкционированных правок.</w:t>
@@ -158,10 +734,121 @@
         <w:rPr>
           <w:rFonts w:ascii="Calibri" w:hAnsi="Calibri" w:eastAsia="Calibri"/>
           <w:b w:val="0"/>
+          <w:i w:val="0"/>
           <w:sz w:val="24"/>
         </w:rPr>
         <w:t>BEG IV облегчил кадровую форму, но не подменил собой обязанности ArbSchG.</w:t>
       </w:r>
+    </w:p>
+    <w:p>
+      <w:pPr>
+        <w:spacing w:before="0" w:after="200"/>
+      </w:pPr>
+      <w:r>
+        <w:rPr>
+          <w:rFonts w:ascii="Calibri" w:hAnsi="Calibri" w:eastAsia="Calibri"/>
+          <w:b w:val="0"/>
+          <w:i/>
+          <w:color w:val="535353"/>
+          <w:sz w:val="18"/>
+        </w:rPr>
+        <w:t xml:space="preserve">Проверить: </w:t>
+      </w:r>
+      <w:hyperlink r:id="rId9">
+        <w:r>
+          <w:rPr>
+            <w:color w:val="0563C1"/>
+            <w:u w:val="single"/>
+            <w:sz w:val="18"/>
+            <w:rFonts w:ascii="Calibri" w:hAnsi="Calibri"/>
+          </w:rPr>
+          <w:t xml:space="preserve">BAG 1 ABR 104/09 (11.01.2011)</w:t>
+        </w:r>
+      </w:hyperlink>
+      <w:r>
+        <w:rPr>
+          <w:rFonts w:ascii="Calibri" w:hAnsi="Calibri" w:eastAsia="Calibri"/>
+          <w:b w:val="0"/>
+          <w:i w:val="0"/>
+          <w:color w:val="535353"/>
+          <w:sz w:val="18"/>
+        </w:rPr>
+        <w:t xml:space="preserve">  ·  </w:t>
+      </w:r>
+      <w:hyperlink r:id="rId10">
+        <w:r>
+          <w:rPr>
+            <w:color w:val="0563C1"/>
+            <w:u w:val="single"/>
+            <w:sz w:val="18"/>
+            <w:rFonts w:ascii="Calibri" w:hAnsi="Calibri"/>
+          </w:rPr>
+          <w:t xml:space="preserve">ArbSchG (gesetze-im-internet)</w:t>
+        </w:r>
+      </w:hyperlink>
+      <w:r>
+        <w:rPr>
+          <w:rFonts w:ascii="Calibri" w:hAnsi="Calibri" w:eastAsia="Calibri"/>
+          <w:b w:val="0"/>
+          <w:i w:val="0"/>
+          <w:color w:val="535353"/>
+          <w:sz w:val="18"/>
+        </w:rPr>
+        <w:t xml:space="preserve">  ·  </w:t>
+      </w:r>
+      <w:hyperlink r:id="rId11">
+        <w:r>
+          <w:rPr>
+            <w:color w:val="0563C1"/>
+            <w:u w:val="single"/>
+            <w:sz w:val="18"/>
+            <w:rFonts w:ascii="Calibri" w:hAnsi="Calibri"/>
+          </w:rPr>
+          <w:t xml:space="preserve">ArbSchG § 12 — Unterweisung</w:t>
+        </w:r>
+      </w:hyperlink>
+      <w:r>
+        <w:rPr>
+          <w:rFonts w:ascii="Calibri" w:hAnsi="Calibri" w:eastAsia="Calibri"/>
+          <w:b w:val="0"/>
+          <w:i w:val="0"/>
+          <w:color w:val="535353"/>
+          <w:sz w:val="18"/>
+        </w:rPr>
+        <w:t xml:space="preserve">  ·  </w:t>
+      </w:r>
+      <w:hyperlink r:id="rId12">
+        <w:r>
+          <w:rPr>
+            <w:color w:val="0563C1"/>
+            <w:u w:val="single"/>
+            <w:sz w:val="18"/>
+            <w:rFonts w:ascii="Calibri" w:hAnsi="Calibri"/>
+          </w:rPr>
+          <w:t xml:space="preserve">ArbSchG § 5 — оценка рисков</w:t>
+        </w:r>
+      </w:hyperlink>
+      <w:r>
+        <w:rPr>
+          <w:rFonts w:ascii="Calibri" w:hAnsi="Calibri" w:eastAsia="Calibri"/>
+          <w:b w:val="0"/>
+          <w:i w:val="0"/>
+          <w:color w:val="535353"/>
+          <w:sz w:val="18"/>
+        </w:rPr>
+        <w:t xml:space="preserve">  ·  </w:t>
+      </w:r>
+      <w:hyperlink r:id="rId13">
+        <w:r>
+          <w:rPr>
+            <w:color w:val="0563C1"/>
+            <w:u w:val="single"/>
+            <w:sz w:val="18"/>
+            <w:rFonts w:ascii="Calibri" w:hAnsi="Calibri"/>
+          </w:rPr>
+          <w:t xml:space="preserve">GefStoffV § 14</w:t>
+        </w:r>
+      </w:hyperlink>
     </w:p>
     <w:p>
       <w:pPr>
@@ -179,6 +866,7 @@
         <w:rPr>
           <w:rFonts w:ascii="Calibri" w:hAnsi="Calibri" w:eastAsia="Calibri"/>
           <w:b w:val="0"/>
+          <w:i w:val="0"/>
           <w:sz w:val="24"/>
         </w:rPr>
         <w:t>Кадровый ЭДО — ст. 22.1–22.3 ТК РФ: согласие работника, виды ЭП, исключения.</w:t>
@@ -192,6 +880,7 @@
         <w:rPr>
           <w:rFonts w:ascii="Calibri" w:hAnsi="Calibri" w:eastAsia="Calibri"/>
           <w:b w:val="0"/>
+          <w:i w:val="0"/>
           <w:sz w:val="24"/>
         </w:rPr>
         <w:t>Ч. 3 ст. 22.1 ТК РФ прямо исключает из кадрового ЭДО документы о прохождении работником инструктажа по охране труда и акты о несчастном случае на производстве.</w:t>
@@ -205,6 +894,7 @@
         <w:rPr>
           <w:rFonts w:ascii="Calibri" w:hAnsi="Calibri" w:eastAsia="Calibri"/>
           <w:b w:val="0"/>
+          <w:i w:val="0"/>
           <w:sz w:val="24"/>
         </w:rPr>
         <w:t>Обучение / инструктажи по ОТ — постановление Правительства РФ от 24.12.2021 № 2464; на практике журналы инструктажей ведутся на бумаге именно из‑за исключения ст. 22.1(3).</w:t>
@@ -218,10 +908,79 @@
         <w:rPr>
           <w:rFonts w:ascii="Calibri" w:hAnsi="Calibri" w:eastAsia="Calibri"/>
           <w:b w:val="0"/>
+          <w:i w:val="0"/>
           <w:sz w:val="24"/>
         </w:rPr>
         <w:t>Юридическая сила электронной подписи — 63‑ФЗ (ПЭП / УНЭП / УКЭП). Для кадровых документов с 2022 г. — ст. 22.2–22.3 ТК.</w:t>
       </w:r>
+    </w:p>
+    <w:p>
+      <w:pPr>
+        <w:spacing w:before="0" w:after="200"/>
+      </w:pPr>
+      <w:r>
+        <w:rPr>
+          <w:rFonts w:ascii="Calibri" w:hAnsi="Calibri" w:eastAsia="Calibri"/>
+          <w:b w:val="0"/>
+          <w:i/>
+          <w:color w:val="535353"/>
+          <w:sz w:val="18"/>
+        </w:rPr>
+        <w:t xml:space="preserve">Проверить: </w:t>
+      </w:r>
+      <w:hyperlink r:id="rId14">
+        <w:r>
+          <w:rPr>
+            <w:color w:val="0563C1"/>
+            <w:u w:val="single"/>
+            <w:sz w:val="18"/>
+            <w:rFonts w:ascii="Calibri" w:hAnsi="Calibri"/>
+          </w:rPr>
+          <w:t xml:space="preserve">ТК РФ, ст. 22.1 ч. 3 (исключения из кадрового ЭДО)</w:t>
+        </w:r>
+      </w:hyperlink>
+      <w:r>
+        <w:rPr>
+          <w:rFonts w:ascii="Calibri" w:hAnsi="Calibri" w:eastAsia="Calibri"/>
+          <w:b w:val="0"/>
+          <w:i w:val="0"/>
+          <w:color w:val="535353"/>
+          <w:sz w:val="18"/>
+        </w:rPr>
+        <w:t xml:space="preserve">  ·  </w:t>
+      </w:r>
+      <w:hyperlink r:id="rId15">
+        <w:r>
+          <w:rPr>
+            <w:color w:val="0563C1"/>
+            <w:u w:val="single"/>
+            <w:sz w:val="18"/>
+            <w:rFonts w:ascii="Calibri" w:hAnsi="Calibri"/>
+          </w:rPr>
+          <w:t xml:space="preserve">ПП РФ от 24.12.2021 № 2464 (обучение по охране труда)</w:t>
+        </w:r>
+      </w:hyperlink>
+      <w:r>
+        <w:rPr>
+          <w:rFonts w:ascii="Calibri" w:hAnsi="Calibri" w:eastAsia="Calibri"/>
+          <w:b w:val="0"/>
+          <w:i w:val="0"/>
+          <w:color w:val="535353"/>
+          <w:sz w:val="18"/>
+        </w:rPr>
+        <w:t xml:space="preserve">  ·  </w:t>
+      </w:r>
+      <w:hyperlink r:id="rId16">
+        <w:r>
+          <w:rPr>
+            <w:color w:val="0563C1"/>
+            <w:u w:val="single"/>
+            <w:sz w:val="18"/>
+            <w:rFonts w:ascii="Calibri" w:hAnsi="Calibri"/>
+          </w:rPr>
+          <w:t xml:space="preserve">ФЗ от 06.04.2011 № 63‑ФЗ «Об электронной подписи»</w:t>
+        </w:r>
+      </w:hyperlink>
     </w:p>
     <w:p>
       <w:pPr>
@@ -231,11 +990,12 @@
         <w:rPr>
           <w:rFonts w:ascii="Calibri" w:hAnsi="Calibri" w:eastAsia="Calibri"/>
           <w:b w:val="0"/>
+          <w:i w:val="0"/>
           <w:sz w:val="22"/>
         </w:rPr>
         <w:t xml:space="preserve">ТК РФ, ст. 22.1 ч. 3 (исключения из кадрового ЭДО): </w:t>
       </w:r>
-      <w:hyperlink r:id="rId9">
+      <w:hyperlink r:id="rId14">
         <w:r>
           <w:rPr>
             <w:color w:val="0563C1"/>
@@ -255,11 +1015,12 @@
         <w:rPr>
           <w:rFonts w:ascii="Calibri" w:hAnsi="Calibri" w:eastAsia="Calibri"/>
           <w:b w:val="0"/>
+          <w:i w:val="0"/>
           <w:sz w:val="22"/>
         </w:rPr>
         <w:t xml:space="preserve">ПП РФ от 24.12.2021 № 2464 (обучение по охране труда): </w:t>
       </w:r>
-      <w:hyperlink r:id="rId10">
+      <w:hyperlink r:id="rId15">
         <w:r>
           <w:rPr>
             <w:color w:val="0563C1"/>
@@ -279,11 +1040,12 @@
         <w:rPr>
           <w:rFonts w:ascii="Calibri" w:hAnsi="Calibri" w:eastAsia="Calibri"/>
           <w:b w:val="0"/>
+          <w:i w:val="0"/>
           <w:sz w:val="22"/>
         </w:rPr>
         <w:t xml:space="preserve">ФЗ от 06.04.2011 № 63‑ФЗ «Об электронной подписи»: </w:t>
       </w:r>
-      <w:hyperlink r:id="rId11">
+      <w:hyperlink r:id="rId16">
         <w:r>
           <w:rPr>
             <w:color w:val="0563C1"/>
@@ -310,14 +1072,15 @@
         <w:tblLook w:firstColumn="1" w:firstRow="1" w:lastColumn="0" w:lastRow="0" w:noHBand="0" w:noVBand="1" w:val="04A0"/>
       </w:tblPr>
       <w:tblGrid>
-        <w:gridCol w:w="3175"/>
-        <w:gridCol w:w="3175"/>
-        <w:gridCol w:w="3175"/>
+        <w:gridCol w:w="2381"/>
+        <w:gridCol w:w="2381"/>
+        <w:gridCol w:w="2381"/>
+        <w:gridCol w:w="2381"/>
       </w:tblGrid>
       <w:tr>
         <w:tc>
           <w:tcPr>
-            <w:tcW w:type="dxa" w:w="3175"/>
+            <w:tcW w:type="dxa" w:w="2381"/>
             <w:shd w:fill="1F4E79" w:val="clear"/>
           </w:tcPr>
           <w:p>
@@ -326,6 +1089,7 @@
               <w:rPr>
                 <w:rFonts w:ascii="Calibri" w:hAnsi="Calibri" w:eastAsia="Calibri"/>
                 <w:b/>
+                <w:i w:val="0"/>
                 <w:color w:val="FFFFFF"/>
                 <w:sz w:val="20"/>
               </w:rPr>
@@ -335,7 +1099,7 @@
         </w:tc>
         <w:tc>
           <w:tcPr>
-            <w:tcW w:type="dxa" w:w="3175"/>
+            <w:tcW w:type="dxa" w:w="2381"/>
             <w:shd w:fill="1F4E79" w:val="clear"/>
           </w:tcPr>
           <w:p>
@@ -344,6 +1108,7 @@
               <w:rPr>
                 <w:rFonts w:ascii="Calibri" w:hAnsi="Calibri" w:eastAsia="Calibri"/>
                 <w:b/>
+                <w:i w:val="0"/>
                 <w:color w:val="FFFFFF"/>
                 <w:sz w:val="20"/>
               </w:rPr>
@@ -353,7 +1118,7 @@
         </w:tc>
         <w:tc>
           <w:tcPr>
-            <w:tcW w:type="dxa" w:w="3175"/>
+            <w:tcW w:type="dxa" w:w="2381"/>
             <w:shd w:fill="1F4E79" w:val="clear"/>
           </w:tcPr>
           <w:p>
@@ -362,6 +1127,7 @@
               <w:rPr>
                 <w:rFonts w:ascii="Calibri" w:hAnsi="Calibri" w:eastAsia="Calibri"/>
                 <w:b/>
+                <w:i w:val="0"/>
                 <w:color w:val="FFFFFF"/>
                 <w:sz w:val="20"/>
               </w:rPr>
@@ -369,11 +1135,10 @@
             </w:r>
           </w:p>
         </w:tc>
-      </w:tr>
-      <w:tr>
         <w:tc>
           <w:tcPr>
-            <w:tcW w:type="dxa" w:w="3175"/>
+            <w:tcW w:type="dxa" w:w="2381"/>
+            <w:shd w:fill="1F4E79" w:val="clear"/>
           </w:tcPr>
           <w:p>
             <w:r/>
@@ -381,6 +1146,27 @@
               <w:rPr>
                 <w:rFonts w:ascii="Calibri" w:hAnsi="Calibri" w:eastAsia="Calibri"/>
                 <w:b/>
+                <w:i w:val="0"/>
+                <w:color w:val="FFFFFF"/>
+                <w:sz w:val="20"/>
+              </w:rPr>
+              <w:t>Проверить</w:t>
+            </w:r>
+          </w:p>
+        </w:tc>
+      </w:tr>
+      <w:tr>
+        <w:tc>
+          <w:tcPr>
+            <w:tcW w:type="dxa" w:w="2381"/>
+          </w:tcPr>
+          <w:p>
+            <w:r/>
+            <w:r>
+              <w:rPr>
+                <w:rFonts w:ascii="Calibri" w:hAnsi="Calibri" w:eastAsia="Calibri"/>
+                <w:b/>
+                <w:i w:val="0"/>
                 <w:sz w:val="20"/>
               </w:rPr>
               <w:t>Юридическая сила записей ОТ</w:t>
@@ -389,7 +1175,7 @@
         </w:tc>
         <w:tc>
           <w:tcPr>
-            <w:tcW w:type="dxa" w:w="3175"/>
+            <w:tcW w:type="dxa" w:w="2381"/>
           </w:tcPr>
           <w:p>
             <w:r/>
@@ -397,6 +1183,7 @@
               <w:rPr>
                 <w:rFonts w:ascii="Calibri" w:hAnsi="Calibri" w:eastAsia="Calibri"/>
                 <w:b w:val="0"/>
+                <w:i w:val="0"/>
                 <w:sz w:val="20"/>
               </w:rPr>
               <w:t>Для обычного Unterweisung закон не требует собственноручной подписи — достаточно документирования. Электронная фиксация допустима, если запись долговечна и защищена от правок</w:t>
@@ -405,7 +1192,7 @@
         </w:tc>
         <w:tc>
           <w:tcPr>
-            <w:tcW w:type="dxa" w:w="3175"/>
+            <w:tcW w:type="dxa" w:w="2381"/>
           </w:tcPr>
           <w:p>
             <w:r/>
@@ -413,17 +1200,37 @@
               <w:rPr>
                 <w:rFonts w:ascii="Calibri" w:hAnsi="Calibri" w:eastAsia="Calibri"/>
                 <w:b w:val="0"/>
+                <w:i w:val="0"/>
                 <w:sz w:val="20"/>
               </w:rPr>
               <w:t>Журналы инструктажей и акты НС исключены из кадрового ЭДО (ст. 22.1 ч. 3 ТК РФ)</w:t>
             </w:r>
           </w:p>
         </w:tc>
+        <w:tc>
+          <w:tcPr>
+            <w:tcW w:type="dxa" w:w="2381"/>
+          </w:tcPr>
+          <w:p>
+            <w:r/>
+            <w:hyperlink r:id="rId9">
+              <w:r>
+                <w:rPr>
+                  <w:color w:val="0563C1"/>
+                  <w:u w:val="single"/>
+                  <w:sz w:val="18"/>
+                  <w:rFonts w:ascii="Calibri" w:hAnsi="Calibri"/>
+                </w:rPr>
+                <w:t xml:space="preserve">BAG 1 ABR 104/09 (11.01.2011)</w:t>
+              </w:r>
+            </w:hyperlink>
+          </w:p>
+        </w:tc>
       </w:tr>
       <w:tr>
         <w:tc>
           <w:tcPr>
-            <w:tcW w:type="dxa" w:w="3175"/>
+            <w:tcW w:type="dxa" w:w="2381"/>
           </w:tcPr>
           <w:p>
             <w:r/>
@@ -431,6 +1238,7 @@
               <w:rPr>
                 <w:rFonts w:ascii="Calibri" w:hAnsi="Calibri" w:eastAsia="Calibri"/>
                 <w:b/>
+                <w:i w:val="0"/>
                 <w:sz w:val="20"/>
               </w:rPr>
               <w:t>Подпись / форма журнала</w:t>
@@ -439,7 +1247,7 @@
         </w:tc>
         <w:tc>
           <w:tcPr>
-            <w:tcW w:type="dxa" w:w="3175"/>
+            <w:tcW w:type="dxa" w:w="2381"/>
           </w:tcPr>
           <w:p>
             <w:r/>
@@ -447,6 +1255,7 @@
               <w:rPr>
                 <w:rFonts w:ascii="Calibri" w:hAnsi="Calibri" w:eastAsia="Calibri"/>
                 <w:b w:val="0"/>
+                <w:i w:val="0"/>
                 <w:sz w:val="20"/>
               </w:rPr>
               <w:t>Подпись работника на инструктаже — не конститутивный элемент § 12 ArbSchG. Для GefStoffV § 14 подтверждение может быть электронным; QES не обязательна</w:t>
@@ -455,7 +1264,7 @@
         </w:tc>
         <w:tc>
           <w:tcPr>
-            <w:tcW w:type="dxa" w:w="3175"/>
+            <w:tcW w:type="dxa" w:w="2381"/>
           </w:tcPr>
           <w:p>
             <w:r/>
@@ -463,17 +1272,37 @@
               <w:rPr>
                 <w:rFonts w:ascii="Calibri" w:hAnsi="Calibri" w:eastAsia="Calibri"/>
                 <w:b w:val="0"/>
+                <w:i w:val="0"/>
                 <w:sz w:val="20"/>
               </w:rPr>
               <w:t>На практике — бумажный журнал; КЭДО на эти документы не распространяется</w:t>
             </w:r>
           </w:p>
         </w:tc>
+        <w:tc>
+          <w:tcPr>
+            <w:tcW w:type="dxa" w:w="2381"/>
+          </w:tcPr>
+          <w:p>
+            <w:r/>
+            <w:hyperlink r:id="rId14">
+              <w:r>
+                <w:rPr>
+                  <w:color w:val="0563C1"/>
+                  <w:u w:val="single"/>
+                  <w:sz w:val="18"/>
+                  <w:rFonts w:ascii="Calibri" w:hAnsi="Calibri"/>
+                </w:rPr>
+                <w:t xml:space="preserve">ТК РФ, ст. 22.1 ч. 3 (исключения из кадрового ЭДО)</w:t>
+              </w:r>
+            </w:hyperlink>
+          </w:p>
+        </w:tc>
       </w:tr>
       <w:tr>
         <w:tc>
           <w:tcPr>
-            <w:tcW w:type="dxa" w:w="3175"/>
+            <w:tcW w:type="dxa" w:w="2381"/>
           </w:tcPr>
           <w:p>
             <w:r/>
@@ -481,6 +1310,7 @@
               <w:rPr>
                 <w:rFonts w:ascii="Calibri" w:hAnsi="Calibri" w:eastAsia="Calibri"/>
                 <w:b/>
+                <w:i w:val="0"/>
                 <w:sz w:val="20"/>
               </w:rPr>
               <w:t>Доверие / система</w:t>
@@ -489,7 +1319,7 @@
         </w:tc>
         <w:tc>
           <w:tcPr>
-            <w:tcW w:type="dxa" w:w="3175"/>
+            <w:tcW w:type="dxa" w:w="2381"/>
           </w:tcPr>
           <w:p>
             <w:r/>
@@ -497,6 +1327,7 @@
               <w:rPr>
                 <w:rFonts w:ascii="Calibri" w:hAnsi="Calibri" w:eastAsia="Calibri"/>
                 <w:b w:val="0"/>
+                <w:i w:val="0"/>
                 <w:sz w:val="20"/>
               </w:rPr>
               <w:t>Внутренние LMS / документация работодателя; при споре — свободная оценка доказательств, а не аккредитованный оператор</w:t>
@@ -505,7 +1336,7 @@
         </w:tc>
         <w:tc>
           <w:tcPr>
-            <w:tcW w:type="dxa" w:w="3175"/>
+            <w:tcW w:type="dxa" w:w="2381"/>
           </w:tcPr>
           <w:p>
             <w:r/>
@@ -513,10 +1344,30 @@
               <w:rPr>
                 <w:rFonts w:ascii="Calibri" w:hAnsi="Calibri" w:eastAsia="Calibri"/>
                 <w:b w:val="0"/>
+                <w:i w:val="0"/>
                 <w:sz w:val="20"/>
               </w:rPr>
               <w:t>Бумажный журнал + ПП 2464; операторы КЭДО — для иных кадровых документов</w:t>
             </w:r>
+          </w:p>
+        </w:tc>
+        <w:tc>
+          <w:tcPr>
+            <w:tcW w:type="dxa" w:w="2381"/>
+          </w:tcPr>
+          <w:p>
+            <w:r/>
+            <w:hyperlink r:id="rId15">
+              <w:r>
+                <w:rPr>
+                  <w:color w:val="0563C1"/>
+                  <w:u w:val="single"/>
+                  <w:sz w:val="18"/>
+                  <w:rFonts w:ascii="Calibri" w:hAnsi="Calibri"/>
+                </w:rPr>
+                <w:t xml:space="preserve">ПП РФ от 24.12.2021 № 2464 (обучение по охране труда)</w:t>
+              </w:r>
+            </w:hyperlink>
           </w:p>
         </w:tc>
       </w:tr>
@@ -530,6 +1381,7 @@
         <w:rPr>
           <w:rFonts w:ascii="Calibri" w:hAnsi="Calibri" w:eastAsia="Calibri"/>
           <w:b w:val="0"/>
+          <w:i w:val="0"/>
           <w:sz w:val="24"/>
         </w:rPr>
         <w:t>Сходство: и там, и там работодатель обязан обучать/инструктировать и быть способным это доказать.</w:t>
@@ -543,6 +1395,7 @@
         <w:rPr>
           <w:rFonts w:ascii="Calibri" w:hAnsi="Calibri" w:eastAsia="Calibri"/>
           <w:b w:val="0"/>
+          <w:i w:val="0"/>
           <w:sz w:val="24"/>
         </w:rPr>
         <w:t>Отличие: РФ статутно исключает журналы инструктажей и акты НС из КЭДО; Германия такого запрета не знает.</w:t>
@@ -556,6 +1409,7 @@
         <w:rPr>
           <w:rFonts w:ascii="Calibri" w:hAnsi="Calibri" w:eastAsia="Calibri"/>
           <w:b w:val="0"/>
+          <w:i w:val="0"/>
           <w:sz w:val="24"/>
         </w:rPr>
         <w:t>Отличие: немецкая модель ближе к «документированию факта инструктажа», российская — к «отдельному бумажному журналу как самостоятельному документу».</w:t>
@@ -569,10 +1423,184 @@
         <w:rPr>
           <w:rFonts w:ascii="Calibri" w:hAnsi="Calibri" w:eastAsia="Calibri"/>
           <w:b w:val="0"/>
+          <w:i w:val="0"/>
           <w:sz w:val="24"/>
         </w:rPr>
         <w:t>Для заимствования: Германия показывает, что можно легализовать e‑инструктаж без обязательной УКЭП на каждую отметку.</w:t>
       </w:r>
+    </w:p>
+    <w:p>
+      <w:pPr>
+        <w:spacing w:before="0" w:after="200"/>
+      </w:pPr>
+      <w:r>
+        <w:rPr>
+          <w:rFonts w:ascii="Calibri" w:hAnsi="Calibri" w:eastAsia="Calibri"/>
+          <w:b w:val="0"/>
+          <w:i/>
+          <w:color w:val="535353"/>
+          <w:sz w:val="18"/>
+        </w:rPr>
+        <w:t xml:space="preserve">Проверить: </w:t>
+      </w:r>
+      <w:hyperlink r:id="rId9">
+        <w:r>
+          <w:rPr>
+            <w:color w:val="0563C1"/>
+            <w:u w:val="single"/>
+            <w:sz w:val="18"/>
+            <w:rFonts w:ascii="Calibri" w:hAnsi="Calibri"/>
+          </w:rPr>
+          <w:t xml:space="preserve">BAG 1 ABR 104/09 (11.01.2011)</w:t>
+        </w:r>
+      </w:hyperlink>
+      <w:r>
+        <w:rPr>
+          <w:rFonts w:ascii="Calibri" w:hAnsi="Calibri" w:eastAsia="Calibri"/>
+          <w:b w:val="0"/>
+          <w:i w:val="0"/>
+          <w:color w:val="535353"/>
+          <w:sz w:val="18"/>
+        </w:rPr>
+        <w:t xml:space="preserve">  ·  </w:t>
+      </w:r>
+      <w:hyperlink r:id="rId10">
+        <w:r>
+          <w:rPr>
+            <w:color w:val="0563C1"/>
+            <w:u w:val="single"/>
+            <w:sz w:val="18"/>
+            <w:rFonts w:ascii="Calibri" w:hAnsi="Calibri"/>
+          </w:rPr>
+          <w:t xml:space="preserve">ArbSchG (gesetze-im-internet)</w:t>
+        </w:r>
+      </w:hyperlink>
+      <w:r>
+        <w:rPr>
+          <w:rFonts w:ascii="Calibri" w:hAnsi="Calibri" w:eastAsia="Calibri"/>
+          <w:b w:val="0"/>
+          <w:i w:val="0"/>
+          <w:color w:val="535353"/>
+          <w:sz w:val="18"/>
+        </w:rPr>
+        <w:t xml:space="preserve">  ·  </w:t>
+      </w:r>
+      <w:hyperlink r:id="rId11">
+        <w:r>
+          <w:rPr>
+            <w:color w:val="0563C1"/>
+            <w:u w:val="single"/>
+            <w:sz w:val="18"/>
+            <w:rFonts w:ascii="Calibri" w:hAnsi="Calibri"/>
+          </w:rPr>
+          <w:t xml:space="preserve">ArbSchG § 12 — Unterweisung</w:t>
+        </w:r>
+      </w:hyperlink>
+      <w:r>
+        <w:rPr>
+          <w:rFonts w:ascii="Calibri" w:hAnsi="Calibri" w:eastAsia="Calibri"/>
+          <w:b w:val="0"/>
+          <w:i w:val="0"/>
+          <w:color w:val="535353"/>
+          <w:sz w:val="18"/>
+        </w:rPr>
+        <w:t xml:space="preserve">  ·  </w:t>
+      </w:r>
+      <w:hyperlink r:id="rId12">
+        <w:r>
+          <w:rPr>
+            <w:color w:val="0563C1"/>
+            <w:u w:val="single"/>
+            <w:sz w:val="18"/>
+            <w:rFonts w:ascii="Calibri" w:hAnsi="Calibri"/>
+          </w:rPr>
+          <w:t xml:space="preserve">ArbSchG § 5 — оценка рисков</w:t>
+        </w:r>
+      </w:hyperlink>
+      <w:r>
+        <w:rPr>
+          <w:rFonts w:ascii="Calibri" w:hAnsi="Calibri" w:eastAsia="Calibri"/>
+          <w:b w:val="0"/>
+          <w:i w:val="0"/>
+          <w:color w:val="535353"/>
+          <w:sz w:val="18"/>
+        </w:rPr>
+        <w:t xml:space="preserve">  ·  </w:t>
+      </w:r>
+      <w:hyperlink r:id="rId13">
+        <w:r>
+          <w:rPr>
+            <w:color w:val="0563C1"/>
+            <w:u w:val="single"/>
+            <w:sz w:val="18"/>
+            <w:rFonts w:ascii="Calibri" w:hAnsi="Calibri"/>
+          </w:rPr>
+          <w:t xml:space="preserve">GefStoffV § 14</w:t>
+        </w:r>
+      </w:hyperlink>
+      <w:r>
+        <w:rPr>
+          <w:rFonts w:ascii="Calibri" w:hAnsi="Calibri" w:eastAsia="Calibri"/>
+          <w:b w:val="0"/>
+          <w:i w:val="0"/>
+          <w:color w:val="535353"/>
+          <w:sz w:val="18"/>
+        </w:rPr>
+        <w:t xml:space="preserve">  ·  </w:t>
+      </w:r>
+      <w:hyperlink r:id="rId14">
+        <w:r>
+          <w:rPr>
+            <w:color w:val="0563C1"/>
+            <w:u w:val="single"/>
+            <w:sz w:val="18"/>
+            <w:rFonts w:ascii="Calibri" w:hAnsi="Calibri"/>
+          </w:rPr>
+          <w:t xml:space="preserve">ТК РФ, ст. 22.1 ч. 3 (исключения из кадрового ЭДО)</w:t>
+        </w:r>
+      </w:hyperlink>
+      <w:r>
+        <w:rPr>
+          <w:rFonts w:ascii="Calibri" w:hAnsi="Calibri" w:eastAsia="Calibri"/>
+          <w:b w:val="0"/>
+          <w:i w:val="0"/>
+          <w:color w:val="535353"/>
+          <w:sz w:val="18"/>
+        </w:rPr>
+        <w:t xml:space="preserve">  ·  </w:t>
+      </w:r>
+      <w:hyperlink r:id="rId15">
+        <w:r>
+          <w:rPr>
+            <w:color w:val="0563C1"/>
+            <w:u w:val="single"/>
+            <w:sz w:val="18"/>
+            <w:rFonts w:ascii="Calibri" w:hAnsi="Calibri"/>
+          </w:rPr>
+          <w:t xml:space="preserve">ПП РФ от 24.12.2021 № 2464 (обучение по охране труда)</w:t>
+        </w:r>
+      </w:hyperlink>
+      <w:r>
+        <w:rPr>
+          <w:rFonts w:ascii="Calibri" w:hAnsi="Calibri" w:eastAsia="Calibri"/>
+          <w:b w:val="0"/>
+          <w:i w:val="0"/>
+          <w:color w:val="535353"/>
+          <w:sz w:val="18"/>
+        </w:rPr>
+        <w:t xml:space="preserve">  ·  </w:t>
+      </w:r>
+      <w:hyperlink r:id="rId16">
+        <w:r>
+          <w:rPr>
+            <w:color w:val="0563C1"/>
+            <w:u w:val="single"/>
+            <w:sz w:val="18"/>
+            <w:rFonts w:ascii="Calibri" w:hAnsi="Calibri"/>
+          </w:rPr>
+          <w:t xml:space="preserve">ФЗ от 06.04.2011 № 63‑ФЗ «Об электронной подписи»</w:t>
+        </w:r>
+      </w:hyperlink>
     </w:p>
     <w:p>
       <w:pPr>
@@ -590,6 +1618,7 @@
         <w:rPr>
           <w:rFonts w:ascii="Calibri" w:hAnsi="Calibri" w:eastAsia="Calibri"/>
           <w:b w:val="0"/>
+          <w:i w:val="0"/>
           <w:sz w:val="24"/>
         </w:rPr>
         <w:t>Снять или сузить исключение ст. 22.1(3) ТК для журналов инструктажей, оставив повышенные требования к идентификации и неизменности записи (как в Беларуси / по смыслу немецкого документирования).</w:t>
@@ -603,10 +1632,184 @@
         <w:rPr>
           <w:rFonts w:ascii="Calibri" w:hAnsi="Calibri" w:eastAsia="Calibri"/>
           <w:b w:val="0"/>
+          <w:i w:val="0"/>
           <w:sz w:val="24"/>
         </w:rPr>
         <w:t>В методиках Минтруда закрепить, что электронный инструктаж должен опираться на оценку рисков (аналог связки §§ 12 и 5 ArbSchG).</w:t>
       </w:r>
+    </w:p>
+    <w:p>
+      <w:pPr>
+        <w:spacing w:before="0" w:after="200"/>
+      </w:pPr>
+      <w:r>
+        <w:rPr>
+          <w:rFonts w:ascii="Calibri" w:hAnsi="Calibri" w:eastAsia="Calibri"/>
+          <w:b w:val="0"/>
+          <w:i/>
+          <w:color w:val="535353"/>
+          <w:sz w:val="18"/>
+        </w:rPr>
+        <w:t xml:space="preserve">Проверить: </w:t>
+      </w:r>
+      <w:hyperlink r:id="rId9">
+        <w:r>
+          <w:rPr>
+            <w:color w:val="0563C1"/>
+            <w:u w:val="single"/>
+            <w:sz w:val="18"/>
+            <w:rFonts w:ascii="Calibri" w:hAnsi="Calibri"/>
+          </w:rPr>
+          <w:t xml:space="preserve">BAG 1 ABR 104/09 (11.01.2011)</w:t>
+        </w:r>
+      </w:hyperlink>
+      <w:r>
+        <w:rPr>
+          <w:rFonts w:ascii="Calibri" w:hAnsi="Calibri" w:eastAsia="Calibri"/>
+          <w:b w:val="0"/>
+          <w:i w:val="0"/>
+          <w:color w:val="535353"/>
+          <w:sz w:val="18"/>
+        </w:rPr>
+        <w:t xml:space="preserve">  ·  </w:t>
+      </w:r>
+      <w:hyperlink r:id="rId10">
+        <w:r>
+          <w:rPr>
+            <w:color w:val="0563C1"/>
+            <w:u w:val="single"/>
+            <w:sz w:val="18"/>
+            <w:rFonts w:ascii="Calibri" w:hAnsi="Calibri"/>
+          </w:rPr>
+          <w:t xml:space="preserve">ArbSchG (gesetze-im-internet)</w:t>
+        </w:r>
+      </w:hyperlink>
+      <w:r>
+        <w:rPr>
+          <w:rFonts w:ascii="Calibri" w:hAnsi="Calibri" w:eastAsia="Calibri"/>
+          <w:b w:val="0"/>
+          <w:i w:val="0"/>
+          <w:color w:val="535353"/>
+          <w:sz w:val="18"/>
+        </w:rPr>
+        <w:t xml:space="preserve">  ·  </w:t>
+      </w:r>
+      <w:hyperlink r:id="rId11">
+        <w:r>
+          <w:rPr>
+            <w:color w:val="0563C1"/>
+            <w:u w:val="single"/>
+            <w:sz w:val="18"/>
+            <w:rFonts w:ascii="Calibri" w:hAnsi="Calibri"/>
+          </w:rPr>
+          <w:t xml:space="preserve">ArbSchG § 12 — Unterweisung</w:t>
+        </w:r>
+      </w:hyperlink>
+      <w:r>
+        <w:rPr>
+          <w:rFonts w:ascii="Calibri" w:hAnsi="Calibri" w:eastAsia="Calibri"/>
+          <w:b w:val="0"/>
+          <w:i w:val="0"/>
+          <w:color w:val="535353"/>
+          <w:sz w:val="18"/>
+        </w:rPr>
+        <w:t xml:space="preserve">  ·  </w:t>
+      </w:r>
+      <w:hyperlink r:id="rId12">
+        <w:r>
+          <w:rPr>
+            <w:color w:val="0563C1"/>
+            <w:u w:val="single"/>
+            <w:sz w:val="18"/>
+            <w:rFonts w:ascii="Calibri" w:hAnsi="Calibri"/>
+          </w:rPr>
+          <w:t xml:space="preserve">ArbSchG § 5 — оценка рисков</w:t>
+        </w:r>
+      </w:hyperlink>
+      <w:r>
+        <w:rPr>
+          <w:rFonts w:ascii="Calibri" w:hAnsi="Calibri" w:eastAsia="Calibri"/>
+          <w:b w:val="0"/>
+          <w:i w:val="0"/>
+          <w:color w:val="535353"/>
+          <w:sz w:val="18"/>
+        </w:rPr>
+        <w:t xml:space="preserve">  ·  </w:t>
+      </w:r>
+      <w:hyperlink r:id="rId13">
+        <w:r>
+          <w:rPr>
+            <w:color w:val="0563C1"/>
+            <w:u w:val="single"/>
+            <w:sz w:val="18"/>
+            <w:rFonts w:ascii="Calibri" w:hAnsi="Calibri"/>
+          </w:rPr>
+          <w:t xml:space="preserve">GefStoffV § 14</w:t>
+        </w:r>
+      </w:hyperlink>
+      <w:r>
+        <w:rPr>
+          <w:rFonts w:ascii="Calibri" w:hAnsi="Calibri" w:eastAsia="Calibri"/>
+          <w:b w:val="0"/>
+          <w:i w:val="0"/>
+          <w:color w:val="535353"/>
+          <w:sz w:val="18"/>
+        </w:rPr>
+        <w:t xml:space="preserve">  ·  </w:t>
+      </w:r>
+      <w:hyperlink r:id="rId14">
+        <w:r>
+          <w:rPr>
+            <w:color w:val="0563C1"/>
+            <w:u w:val="single"/>
+            <w:sz w:val="18"/>
+            <w:rFonts w:ascii="Calibri" w:hAnsi="Calibri"/>
+          </w:rPr>
+          <w:t xml:space="preserve">ТК РФ, ст. 22.1 ч. 3 (исключения из кадрового ЭДО)</w:t>
+        </w:r>
+      </w:hyperlink>
+      <w:r>
+        <w:rPr>
+          <w:rFonts w:ascii="Calibri" w:hAnsi="Calibri" w:eastAsia="Calibri"/>
+          <w:b w:val="0"/>
+          <w:i w:val="0"/>
+          <w:color w:val="535353"/>
+          <w:sz w:val="18"/>
+        </w:rPr>
+        <w:t xml:space="preserve">  ·  </w:t>
+      </w:r>
+      <w:hyperlink r:id="rId15">
+        <w:r>
+          <w:rPr>
+            <w:color w:val="0563C1"/>
+            <w:u w:val="single"/>
+            <w:sz w:val="18"/>
+            <w:rFonts w:ascii="Calibri" w:hAnsi="Calibri"/>
+          </w:rPr>
+          <w:t xml:space="preserve">ПП РФ от 24.12.2021 № 2464 (обучение по охране труда)</w:t>
+        </w:r>
+      </w:hyperlink>
+      <w:r>
+        <w:rPr>
+          <w:rFonts w:ascii="Calibri" w:hAnsi="Calibri" w:eastAsia="Calibri"/>
+          <w:b w:val="0"/>
+          <w:i w:val="0"/>
+          <w:color w:val="535353"/>
+          <w:sz w:val="18"/>
+        </w:rPr>
+        <w:t xml:space="preserve">  ·  </w:t>
+      </w:r>
+      <w:hyperlink r:id="rId16">
+        <w:r>
+          <w:rPr>
+            <w:color w:val="0563C1"/>
+            <w:u w:val="single"/>
+            <w:sz w:val="18"/>
+            <w:rFonts w:ascii="Calibri" w:hAnsi="Calibri"/>
+          </w:rPr>
+          <w:t xml:space="preserve">ФЗ от 06.04.2011 № 63‑ФЗ «Об электронной подписи»</w:t>
+        </w:r>
+      </w:hyperlink>
     </w:p>
     <w:p>
       <w:pPr>
@@ -624,6 +1827,7 @@
         <w:rPr>
           <w:rFonts w:ascii="Calibri" w:hAnsi="Calibri" w:eastAsia="Calibri"/>
           <w:b w:val="0"/>
+          <w:i w:val="0"/>
           <w:sz w:val="24"/>
         </w:rPr>
         <w:t>Не копировать немецкую «отсутствие подписи» без компенсаторов: в РФ журнал исторически — основное доказательство прохождения инструктажа.</w:t>
@@ -637,10 +1841,121 @@
         <w:rPr>
           <w:rFonts w:ascii="Calibri" w:hAnsi="Calibri" w:eastAsia="Calibri"/>
           <w:b w:val="0"/>
+          <w:i w:val="0"/>
           <w:sz w:val="24"/>
         </w:rPr>
         <w:t>Не считать LMS‑клик доказательством, если курс не связан с конкретными опасностями рабочего места.</w:t>
       </w:r>
+    </w:p>
+    <w:p>
+      <w:pPr>
+        <w:spacing w:before="0" w:after="200"/>
+      </w:pPr>
+      <w:r>
+        <w:rPr>
+          <w:rFonts w:ascii="Calibri" w:hAnsi="Calibri" w:eastAsia="Calibri"/>
+          <w:b w:val="0"/>
+          <w:i/>
+          <w:color w:val="535353"/>
+          <w:sz w:val="18"/>
+        </w:rPr>
+        <w:t xml:space="preserve">Проверить: </w:t>
+      </w:r>
+      <w:hyperlink r:id="rId9">
+        <w:r>
+          <w:rPr>
+            <w:color w:val="0563C1"/>
+            <w:u w:val="single"/>
+            <w:sz w:val="18"/>
+            <w:rFonts w:ascii="Calibri" w:hAnsi="Calibri"/>
+          </w:rPr>
+          <w:t xml:space="preserve">BAG 1 ABR 104/09 (11.01.2011)</w:t>
+        </w:r>
+      </w:hyperlink>
+      <w:r>
+        <w:rPr>
+          <w:rFonts w:ascii="Calibri" w:hAnsi="Calibri" w:eastAsia="Calibri"/>
+          <w:b w:val="0"/>
+          <w:i w:val="0"/>
+          <w:color w:val="535353"/>
+          <w:sz w:val="18"/>
+        </w:rPr>
+        <w:t xml:space="preserve">  ·  </w:t>
+      </w:r>
+      <w:hyperlink r:id="rId10">
+        <w:r>
+          <w:rPr>
+            <w:color w:val="0563C1"/>
+            <w:u w:val="single"/>
+            <w:sz w:val="18"/>
+            <w:rFonts w:ascii="Calibri" w:hAnsi="Calibri"/>
+          </w:rPr>
+          <w:t xml:space="preserve">ArbSchG (gesetze-im-internet)</w:t>
+        </w:r>
+      </w:hyperlink>
+      <w:r>
+        <w:rPr>
+          <w:rFonts w:ascii="Calibri" w:hAnsi="Calibri" w:eastAsia="Calibri"/>
+          <w:b w:val="0"/>
+          <w:i w:val="0"/>
+          <w:color w:val="535353"/>
+          <w:sz w:val="18"/>
+        </w:rPr>
+        <w:t xml:space="preserve">  ·  </w:t>
+      </w:r>
+      <w:hyperlink r:id="rId11">
+        <w:r>
+          <w:rPr>
+            <w:color w:val="0563C1"/>
+            <w:u w:val="single"/>
+            <w:sz w:val="18"/>
+            <w:rFonts w:ascii="Calibri" w:hAnsi="Calibri"/>
+          </w:rPr>
+          <w:t xml:space="preserve">ArbSchG § 12 — Unterweisung</w:t>
+        </w:r>
+      </w:hyperlink>
+      <w:r>
+        <w:rPr>
+          <w:rFonts w:ascii="Calibri" w:hAnsi="Calibri" w:eastAsia="Calibri"/>
+          <w:b w:val="0"/>
+          <w:i w:val="0"/>
+          <w:color w:val="535353"/>
+          <w:sz w:val="18"/>
+        </w:rPr>
+        <w:t xml:space="preserve">  ·  </w:t>
+      </w:r>
+      <w:hyperlink r:id="rId12">
+        <w:r>
+          <w:rPr>
+            <w:color w:val="0563C1"/>
+            <w:u w:val="single"/>
+            <w:sz w:val="18"/>
+            <w:rFonts w:ascii="Calibri" w:hAnsi="Calibri"/>
+          </w:rPr>
+          <w:t xml:space="preserve">ArbSchG § 5 — оценка рисков</w:t>
+        </w:r>
+      </w:hyperlink>
+      <w:r>
+        <w:rPr>
+          <w:rFonts w:ascii="Calibri" w:hAnsi="Calibri" w:eastAsia="Calibri"/>
+          <w:b w:val="0"/>
+          <w:i w:val="0"/>
+          <w:color w:val="535353"/>
+          <w:sz w:val="18"/>
+        </w:rPr>
+        <w:t xml:space="preserve">  ·  </w:t>
+      </w:r>
+      <w:hyperlink r:id="rId13">
+        <w:r>
+          <w:rPr>
+            <w:color w:val="0563C1"/>
+            <w:u w:val="single"/>
+            <w:sz w:val="18"/>
+            <w:rFonts w:ascii="Calibri" w:hAnsi="Calibri"/>
+          </w:rPr>
+          <w:t xml:space="preserve">GefStoffV § 14</w:t>
+        </w:r>
+      </w:hyperlink>
     </w:p>
     <w:p>
       <w:pPr>
@@ -658,11 +1973,12 @@
         <w:rPr>
           <w:rFonts w:ascii="Calibri" w:hAnsi="Calibri" w:eastAsia="Calibri"/>
           <w:b w:val="0"/>
+          <w:i w:val="0"/>
           <w:sz w:val="22"/>
         </w:rPr>
         <w:t xml:space="preserve">BAG 1 ABR 104/09 (11.01.2011): </w:t>
       </w:r>
-      <w:hyperlink r:id="rId12">
+      <w:hyperlink r:id="rId9">
         <w:r>
           <w:rPr>
             <w:color w:val="0563C1"/>
@@ -682,9 +1998,85 @@
         <w:rPr>
           <w:rFonts w:ascii="Calibri" w:hAnsi="Calibri" w:eastAsia="Calibri"/>
           <w:b w:val="0"/>
+          <w:i w:val="0"/>
           <w:sz w:val="22"/>
         </w:rPr>
         <w:t xml:space="preserve">ArbSchG (gesetze-im-internet): </w:t>
+      </w:r>
+      <w:hyperlink r:id="rId10">
+        <w:r>
+          <w:rPr>
+            <w:color w:val="0563C1"/>
+            <w:u w:val="single"/>
+            <w:sz w:val="22"/>
+            <w:rFonts w:ascii="Calibri" w:hAnsi="Calibri"/>
+          </w:rPr>
+          <w:t xml:space="preserve">https://www.gesetze-im-internet.de/arbschg/</w:t>
+        </w:r>
+      </w:hyperlink>
+    </w:p>
+    <w:p>
+      <w:pPr>
+        <w:pStyle w:val="ListBullet"/>
+      </w:pPr>
+      <w:r>
+        <w:rPr>
+          <w:rFonts w:ascii="Calibri" w:hAnsi="Calibri" w:eastAsia="Calibri"/>
+          <w:b w:val="0"/>
+          <w:i w:val="0"/>
+          <w:sz w:val="22"/>
+        </w:rPr>
+        <w:t xml:space="preserve">ArbSchG § 12 — Unterweisung: </w:t>
+      </w:r>
+      <w:hyperlink r:id="rId11">
+        <w:r>
+          <w:rPr>
+            <w:color w:val="0563C1"/>
+            <w:u w:val="single"/>
+            <w:sz w:val="22"/>
+            <w:rFonts w:ascii="Calibri" w:hAnsi="Calibri"/>
+          </w:rPr>
+          <w:t xml:space="preserve">https://www.gesetze-im-internet.de/arbschg/__12.html</w:t>
+        </w:r>
+      </w:hyperlink>
+    </w:p>
+    <w:p>
+      <w:pPr>
+        <w:pStyle w:val="ListBullet"/>
+      </w:pPr>
+      <w:r>
+        <w:rPr>
+          <w:rFonts w:ascii="Calibri" w:hAnsi="Calibri" w:eastAsia="Calibri"/>
+          <w:b w:val="0"/>
+          <w:i w:val="0"/>
+          <w:sz w:val="22"/>
+        </w:rPr>
+        <w:t xml:space="preserve">ArbSchG § 5 — оценка рисков: </w:t>
+      </w:r>
+      <w:hyperlink r:id="rId12">
+        <w:r>
+          <w:rPr>
+            <w:color w:val="0563C1"/>
+            <w:u w:val="single"/>
+            <w:sz w:val="22"/>
+            <w:rFonts w:ascii="Calibri" w:hAnsi="Calibri"/>
+          </w:rPr>
+          <w:t xml:space="preserve">https://www.gesetze-im-internet.de/arbschg/__5.html</w:t>
+        </w:r>
+      </w:hyperlink>
+    </w:p>
+    <w:p>
+      <w:pPr>
+        <w:pStyle w:val="ListBullet"/>
+      </w:pPr>
+      <w:r>
+        <w:rPr>
+          <w:rFonts w:ascii="Calibri" w:hAnsi="Calibri" w:eastAsia="Calibri"/>
+          <w:b w:val="0"/>
+          <w:i w:val="0"/>
+          <w:sz w:val="22"/>
+        </w:rPr>
+        <w:t xml:space="preserve">GefStoffV § 14: </w:t>
       </w:r>
       <w:hyperlink r:id="rId13">
         <w:r>
@@ -694,7 +2086,7 @@
             <w:sz w:val="22"/>
             <w:rFonts w:ascii="Calibri" w:hAnsi="Calibri"/>
           </w:rPr>
-          <w:t xml:space="preserve">https://www.gesetze-im-internet.de/arbschg/</w:t>
+          <w:t xml:space="preserve">https://www.gesetze-im-internet.de/gefstoffv_2010/__14.html</w:t>
         </w:r>
       </w:hyperlink>
     </w:p>
